--- a/public/tours/international/asia/itineraries/7 Days Vietnam Scenic Discovery.docx
+++ b/public/tours/international/asia/itineraries/7 Days Vietnam Scenic Discovery.docx
@@ -1,6 +1,6 @@
 
 <file path=word/document.xml><?xml version="1.0" encoding="utf-8"?>
-<w:document xmlns:wpc="http://schemas.microsoft.com/office/word/2010/wordprocessingCanvas" xmlns:mc="http://schemas.openxmlformats.org/markup-compatibility/2006" xmlns:o="urn:schemas-microsoft-com:office:office" xmlns:r="http://schemas.openxmlformats.org/officeDocument/2006/relationships" xmlns:m="http://schemas.openxmlformats.org/officeDocument/2006/math" xmlns:v="urn:schemas-microsoft-com:vml" xmlns:wp14="http://schemas.microsoft.com/office/word/2010/wordprocessingDrawing" xmlns:wp="http://schemas.openxmlformats.org/drawingml/2006/wordprocessingDrawing" xmlns:w10="urn:schemas-microsoft-com:office:word" xmlns:w="http://schemas.openxmlformats.org/wordprocessingml/2006/main" xmlns:w14="http://schemas.microsoft.com/office/word/2010/wordml" xmlns:w15="http://schemas.microsoft.com/office/word/2012/wordml" xmlns:wpg="http://schemas.microsoft.com/office/word/2010/wordprocessingGroup" xmlns:wpi="http://schemas.microsoft.com/office/word/2010/wordprocessingInk" xmlns:wne="http://schemas.microsoft.com/office/word/2006/wordml" xmlns:wps="http://schemas.microsoft.com/office/word/2010/wordprocessingShape" mc:Ignorable="w14 w15 wp14">
+<w:document xmlns:wpc="http://schemas.microsoft.com/office/word/2010/wordprocessingCanvas" xmlns:cx="http://schemas.microsoft.com/office/drawing/2014/chartex" xmlns:cx1="http://schemas.microsoft.com/office/drawing/2015/9/8/chartex" xmlns:cx2="http://schemas.microsoft.com/office/drawing/2015/10/21/chartex" xmlns:cx3="http://schemas.microsoft.com/office/drawing/2016/5/9/chartex" xmlns:cx4="http://schemas.microsoft.com/office/drawing/2016/5/10/chartex" xmlns:cx5="http://schemas.microsoft.com/office/drawing/2016/5/11/chartex" xmlns:cx6="http://schemas.microsoft.com/office/drawing/2016/5/12/chartex" xmlns:cx7="http://schemas.microsoft.com/office/drawing/2016/5/13/chartex" xmlns:cx8="http://schemas.microsoft.com/office/drawing/2016/5/14/chartex" xmlns:mc="http://schemas.openxmlformats.org/markup-compatibility/2006" xmlns:aink="http://schemas.microsoft.com/office/drawing/2016/ink" xmlns:am3d="http://schemas.microsoft.com/office/drawing/2017/model3d" xmlns:o="urn:schemas-microsoft-com:office:office" xmlns:r="http://schemas.openxmlformats.org/officeDocument/2006/relationships" xmlns:m="http://schemas.openxmlformats.org/officeDocument/2006/math" xmlns:v="urn:schemas-microsoft-com:vml" xmlns:wp14="http://schemas.microsoft.com/office/word/2010/wordprocessingDrawing" xmlns:wp="http://schemas.openxmlformats.org/drawingml/2006/wordprocessingDrawing" xmlns:w10="urn:schemas-microsoft-com:office:word" xmlns:w="http://schemas.openxmlformats.org/wordprocessingml/2006/main" xmlns:w14="http://schemas.microsoft.com/office/word/2010/wordml" xmlns:w15="http://schemas.microsoft.com/office/word/2012/wordml" xmlns:w16cid="http://schemas.microsoft.com/office/word/2016/wordml/cid" xmlns:w16se="http://schemas.microsoft.com/office/word/2015/wordml/symex" xmlns:wpg="http://schemas.microsoft.com/office/word/2010/wordprocessingGroup" xmlns:wpi="http://schemas.microsoft.com/office/word/2010/wordprocessingInk" xmlns:wne="http://schemas.microsoft.com/office/word/2006/wordml" xmlns:wps="http://schemas.microsoft.com/office/word/2010/wordprocessingShape" mc:Ignorable="w14 w15 w16se w16cid wp14">
   <w:body>
     <w:p>
       <w:pPr>
@@ -14,7 +14,6 @@
           <w:lang w:eastAsia="en-IN"/>
         </w:rPr>
       </w:pPr>
-      <w:bookmarkStart w:id="0" w:name="_GoBack"/>
       <w:r>
         <w:rPr>
           <w:rFonts w:ascii="Arial" w:eastAsia="Times New Roman" w:hAnsi="Arial" w:cs="Arial"/>
@@ -27,7 +26,6 @@
         <w:t>7 Days Vietnam Scenic Discovery</w:t>
       </w:r>
     </w:p>
-    <w:bookmarkEnd w:id="0"/>
     <w:p>
       <w:pPr>
         <w:rPr>
@@ -61,35 +59,7 @@
         <w:rPr>
           <w:rFonts w:ascii="Arial" w:hAnsi="Arial" w:cs="Arial"/>
         </w:rPr>
-        <w:t xml:space="preserve">Discover the beauty of Vietnam covering Hanoi, scenic Halong Bay, coastal Da Nang, heritage Hoi </w:t>
-      </w:r>
-      <w:proofErr w:type="gramStart"/>
-      <w:r>
-        <w:rPr>
-          <w:rFonts w:ascii="Arial" w:hAnsi="Arial" w:cs="Arial"/>
-        </w:rPr>
-        <w:t>An</w:t>
-      </w:r>
-      <w:proofErr w:type="gramEnd"/>
-      <w:r>
-        <w:rPr>
-          <w:rFonts w:ascii="Arial" w:hAnsi="Arial" w:cs="Arial"/>
-        </w:rPr>
-        <w:t xml:space="preserve">, and vibrant </w:t>
-      </w:r>
-      <w:proofErr w:type="spellStart"/>
-      <w:r>
-        <w:rPr>
-          <w:rFonts w:ascii="Arial" w:hAnsi="Arial" w:cs="Arial"/>
-        </w:rPr>
-        <w:t>Ho</w:t>
-      </w:r>
-      <w:proofErr w:type="spellEnd"/>
-      <w:r>
-        <w:rPr>
-          <w:rFonts w:ascii="Arial" w:hAnsi="Arial" w:cs="Arial"/>
-        </w:rPr>
-        <w:t xml:space="preserve"> Chi Minh City.</w:t>
+        <w:t>Discover the beauty of Vietnam covering Hanoi, scenic Halong Bay, coastal Da Nang, heritage Hoi An, and vibrant Ho Chi Minh City.</w:t>
       </w:r>
       <w:r>
         <w:rPr>
@@ -269,7 +239,7 @@
           <w:rFonts w:ascii="Arial" w:hAnsi="Arial" w:cs="Arial"/>
         </w:rPr>
         <w:pict w14:anchorId="0574B324">
-          <v:rect id="_x0000_i1037" style="width:0;height:1.5pt" o:hralign="center" o:hrstd="t" o:hr="t" fillcolor="#a0a0a0" stroked="f"/>
+          <v:rect id="_x0000_i1027" style="width:0;height:1.5pt" o:hralign="center" o:hrstd="t" o:hr="t" fillcolor="#a0a0a0" stroked="f"/>
         </w:pict>
       </w:r>
       <w:r>
@@ -305,13 +275,7 @@
         <w:rPr>
           <w:rFonts w:ascii="Arial" w:hAnsi="Arial" w:cs="Arial"/>
         </w:rPr>
-        <w:t xml:space="preserve"> </w:t>
-      </w:r>
-      <w:r>
-        <w:rPr>
-          <w:rFonts w:ascii="Arial" w:hAnsi="Arial" w:cs="Arial"/>
-        </w:rPr>
-        <w:t xml:space="preserve"> 4</w:t>
+        <w:t xml:space="preserve">  4</w:t>
       </w:r>
       <w:proofErr w:type="gramEnd"/>
       <w:r>
@@ -324,13 +288,7 @@
         <w:rPr>
           <w:rFonts w:ascii="Arial" w:hAnsi="Arial" w:cs="Arial"/>
         </w:rPr>
-        <w:t xml:space="preserve"> </w:t>
-      </w:r>
-      <w:r>
-        <w:rPr>
-          <w:rFonts w:ascii="Arial" w:hAnsi="Arial" w:cs="Arial"/>
-        </w:rPr>
-        <w:t xml:space="preserve"> </w:t>
+        <w:t xml:space="preserve">  </w:t>
       </w:r>
       <w:r>
         <w:rPr>
@@ -422,21 +380,7 @@
         <w:rPr>
           <w:rFonts w:ascii="Arial" w:hAnsi="Arial" w:cs="Arial"/>
         </w:rPr>
-        <w:t xml:space="preserve">2N </w:t>
-      </w:r>
-      <w:proofErr w:type="spellStart"/>
-      <w:r>
-        <w:rPr>
-          <w:rFonts w:ascii="Arial" w:hAnsi="Arial" w:cs="Arial"/>
-        </w:rPr>
-        <w:t>Ho</w:t>
-      </w:r>
-      <w:proofErr w:type="spellEnd"/>
-      <w:r>
-        <w:rPr>
-          <w:rFonts w:ascii="Arial" w:hAnsi="Arial" w:cs="Arial"/>
-        </w:rPr>
-        <w:t xml:space="preserve"> Chi Minh – Bay Saigon </w:t>
+        <w:t xml:space="preserve">2N Ho Chi Minh – Bay Saigon </w:t>
       </w:r>
       <w:proofErr w:type="gramStart"/>
       <w:r>
@@ -475,7 +419,7 @@
           <w:rFonts w:ascii="Arial" w:hAnsi="Arial" w:cs="Arial"/>
         </w:rPr>
         <w:pict w14:anchorId="690910DE">
-          <v:rect id="_x0000_i1027" style="width:0;height:1.5pt" o:hralign="center" o:hrstd="t" o:hr="t" fillcolor="#a0a0a0" stroked="f"/>
+          <v:rect id="_x0000_i1028" style="width:0;height:1.5pt" o:hralign="center" o:hrstd="t" o:hr="t" fillcolor="#a0a0a0" stroked="f"/>
         </w:pict>
       </w:r>
     </w:p>
@@ -544,7 +488,7 @@
           <w:rFonts w:ascii="Arial" w:hAnsi="Arial" w:cs="Arial"/>
         </w:rPr>
         <w:pict w14:anchorId="1BD8F59C">
-          <v:rect id="_x0000_i1028" style="width:0;height:1.5pt" o:hralign="center" o:hrstd="t" o:hr="t" fillcolor="#a0a0a0" stroked="f"/>
+          <v:rect id="_x0000_i1029" style="width:0;height:1.5pt" o:hralign="center" o:hrstd="t" o:hr="t" fillcolor="#a0a0a0" stroked="f"/>
         </w:pict>
       </w:r>
     </w:p>
@@ -600,7 +544,7 @@
           <w:rFonts w:ascii="Arial" w:hAnsi="Arial" w:cs="Arial"/>
         </w:rPr>
         <w:pict w14:anchorId="6D5316CB">
-          <v:rect id="_x0000_i1029" style="width:0;height:1.5pt" o:hralign="center" o:hrstd="t" o:hr="t" fillcolor="#a0a0a0" stroked="f"/>
+          <v:rect id="_x0000_i1030" style="width:0;height:1.5pt" o:hralign="center" o:hrstd="t" o:hr="t" fillcolor="#a0a0a0" stroked="f"/>
         </w:pict>
       </w:r>
     </w:p>
@@ -641,21 +585,7 @@
           <w:rFonts w:ascii="Arial" w:hAnsi="Arial" w:cs="Arial"/>
         </w:rPr>
         <w:br/>
-        <w:t xml:space="preserve">Morning Tai Chi and breakfast </w:t>
-      </w:r>
-      <w:proofErr w:type="spellStart"/>
-      <w:r>
-        <w:rPr>
-          <w:rFonts w:ascii="Arial" w:hAnsi="Arial" w:cs="Arial"/>
-        </w:rPr>
-        <w:t>onboard</w:t>
-      </w:r>
-      <w:proofErr w:type="spellEnd"/>
-      <w:r>
-        <w:rPr>
-          <w:rFonts w:ascii="Arial" w:hAnsi="Arial" w:cs="Arial"/>
-        </w:rPr>
-        <w:t xml:space="preserve">. Continue exploring the bay before disembarkation. Transfer to airport for flight to Da Nang. Upon arrival, transfer to hotel. Overnight stay in Da Nang. </w:t>
+        <w:t xml:space="preserve">Morning Tai Chi and breakfast onboard. Continue exploring the bay before disembarkation. Transfer to airport for flight to Da Nang. Upon arrival, transfer to hotel. Overnight stay in Da Nang. </w:t>
       </w:r>
       <w:r>
         <w:rPr>
@@ -670,7 +600,7 @@
           <w:rFonts w:ascii="Arial" w:hAnsi="Arial" w:cs="Arial"/>
         </w:rPr>
         <w:pict w14:anchorId="279E61A2">
-          <v:rect id="_x0000_i1030" style="width:0;height:1.5pt" o:hralign="center" o:hrstd="t" o:hr="t" fillcolor="#a0a0a0" stroked="f"/>
+          <v:rect id="_x0000_i1031" style="width:0;height:1.5pt" o:hralign="center" o:hrstd="t" o:hr="t" fillcolor="#a0a0a0" stroked="f"/>
         </w:pict>
       </w:r>
       <w:r>
@@ -719,7 +649,7 @@
           <w:rFonts w:ascii="Arial" w:hAnsi="Arial" w:cs="Arial"/>
         </w:rPr>
         <w:pict w14:anchorId="02144F4F">
-          <v:rect id="_x0000_i1031" style="width:0;height:1.5pt" o:hralign="center" o:hrstd="t" o:hr="t" fillcolor="#a0a0a0" stroked="f"/>
+          <v:rect id="_x0000_i1032" style="width:0;height:1.5pt" o:hralign="center" o:hrstd="t" o:hr="t" fillcolor="#a0a0a0" stroked="f"/>
         </w:pict>
       </w:r>
       <w:r>
@@ -789,7 +719,7 @@
           <w:rFonts w:ascii="Arial" w:hAnsi="Arial" w:cs="Arial"/>
         </w:rPr>
         <w:pict w14:anchorId="603339CD">
-          <v:rect id="_x0000_i1032" style="width:0;height:1.5pt" o:hralign="center" o:hrstd="t" o:hr="t" fillcolor="#a0a0a0" stroked="f"/>
+          <v:rect id="_x0000_i1033" style="width:0;height:1.5pt" o:hralign="center" o:hrstd="t" o:hr="t" fillcolor="#a0a0a0" stroked="f"/>
         </w:pict>
       </w:r>
       <w:r>
@@ -816,32 +746,63 @@
           <w:b/>
           <w:bCs/>
         </w:rPr>
-        <w:t xml:space="preserve"> </w:t>
-      </w:r>
-      <w:proofErr w:type="spellStart"/>
+        <w:t xml:space="preserve"> Ho Chi Minh City &amp; Cu Chi Tunnels</w:t>
+      </w:r>
+      <w:r>
+        <w:rPr>
+          <w:rFonts w:ascii="Arial" w:hAnsi="Arial" w:cs="Arial"/>
+        </w:rPr>
+        <w:br/>
+        <w:t xml:space="preserve">After breakfast, visit Cu Chi Tunnels. Later city tour including Independence Palace, War Remnants Museum, Notre Dame Cathedral, Central Post Office, and Ben Thanh Market. Overnight stay. </w:t>
+      </w:r>
+      <w:r>
+        <w:rPr>
+          <w:rFonts w:ascii="Arial" w:hAnsi="Arial" w:cs="Arial"/>
+          <w:i/>
+          <w:iCs/>
+        </w:rPr>
+        <w:t>(Meals: Breakfast, Lunch, Dinner)</w:t>
+      </w:r>
+      <w:r>
+        <w:rPr>
+          <w:rFonts w:ascii="Arial" w:hAnsi="Arial" w:cs="Arial"/>
+        </w:rPr>
+        <w:pict w14:anchorId="283D5ED8">
+          <v:rect id="_x0000_i1034" style="width:0;height:1.5pt" o:hralign="center" o:hrstd="t" o:hr="t" fillcolor="#a0a0a0" stroked="f"/>
+        </w:pict>
+      </w:r>
       <w:r>
         <w:rPr>
           <w:rFonts w:ascii="Arial" w:hAnsi="Arial" w:cs="Arial"/>
           <w:b/>
           <w:bCs/>
         </w:rPr>
-        <w:t>Ho</w:t>
-      </w:r>
-      <w:proofErr w:type="spellEnd"/>
+        <w:t xml:space="preserve">Day </w:t>
+      </w:r>
+      <w:proofErr w:type="gramStart"/>
       <w:r>
         <w:rPr>
           <w:rFonts w:ascii="Arial" w:hAnsi="Arial" w:cs="Arial"/>
           <w:b/>
           <w:bCs/>
         </w:rPr>
-        <w:t xml:space="preserve"> Chi Minh City &amp; Cu Chi Tunnels</w:t>
+        <w:t>07 :</w:t>
+      </w:r>
+      <w:proofErr w:type="gramEnd"/>
+      <w:r>
+        <w:rPr>
+          <w:rFonts w:ascii="Arial" w:hAnsi="Arial" w:cs="Arial"/>
+          <w:b/>
+          <w:bCs/>
+        </w:rPr>
+        <w:t xml:space="preserve"> Mekong Delta &amp; Departure</w:t>
       </w:r>
       <w:r>
         <w:rPr>
           <w:rFonts w:ascii="Arial" w:hAnsi="Arial" w:cs="Arial"/>
         </w:rPr>
         <w:br/>
-        <w:t xml:space="preserve">After breakfast, visit Cu Chi Tunnels. Later city tour including Independence Palace, War Remnants Museum, Notre Dame Cathedral, Central Post Office, and Ben Thanh Market. Overnight stay. </w:t>
+        <w:t xml:space="preserve">After breakfast, proceed to Mekong Delta (My Tho), visit Vinh Trang Pagoda and enjoy boat ride, fruit tasting, and local cultural experience. Return to Ho Chi Minh City and transfer to airport for departure. </w:t>
       </w:r>
       <w:r>
         <w:rPr>
@@ -855,55 +816,6 @@
         <w:rPr>
           <w:rFonts w:ascii="Arial" w:hAnsi="Arial" w:cs="Arial"/>
         </w:rPr>
-        <w:pict w14:anchorId="283D5ED8">
-          <v:rect id="_x0000_i1033" style="width:0;height:1.5pt" o:hralign="center" o:hrstd="t" o:hr="t" fillcolor="#a0a0a0" stroked="f"/>
-        </w:pict>
-      </w:r>
-      <w:r>
-        <w:rPr>
-          <w:rFonts w:ascii="Arial" w:hAnsi="Arial" w:cs="Arial"/>
-          <w:b/>
-          <w:bCs/>
-        </w:rPr>
-        <w:t xml:space="preserve">Day </w:t>
-      </w:r>
-      <w:proofErr w:type="gramStart"/>
-      <w:r>
-        <w:rPr>
-          <w:rFonts w:ascii="Arial" w:hAnsi="Arial" w:cs="Arial"/>
-          <w:b/>
-          <w:bCs/>
-        </w:rPr>
-        <w:t>07 :</w:t>
-      </w:r>
-      <w:proofErr w:type="gramEnd"/>
-      <w:r>
-        <w:rPr>
-          <w:rFonts w:ascii="Arial" w:hAnsi="Arial" w:cs="Arial"/>
-          <w:b/>
-          <w:bCs/>
-        </w:rPr>
-        <w:t xml:space="preserve"> Mekong Delta &amp; Departure</w:t>
-      </w:r>
-      <w:r>
-        <w:rPr>
-          <w:rFonts w:ascii="Arial" w:hAnsi="Arial" w:cs="Arial"/>
-        </w:rPr>
-        <w:br/>
-        <w:t xml:space="preserve">After breakfast, proceed to Mekong Delta (My Tho), visit Vinh Trang Pagoda and enjoy boat ride, fruit tasting, and local cultural experience. Return to Ho Chi Minh City and transfer to airport for departure. </w:t>
-      </w:r>
-      <w:r>
-        <w:rPr>
-          <w:rFonts w:ascii="Arial" w:hAnsi="Arial" w:cs="Arial"/>
-          <w:i/>
-          <w:iCs/>
-        </w:rPr>
-        <w:t>(Meals: Breakfast, Lunch, Dinner)</w:t>
-      </w:r>
-      <w:r>
-        <w:rPr>
-          <w:rFonts w:ascii="Arial" w:hAnsi="Arial" w:cs="Arial"/>
-        </w:rPr>
         <w:t xml:space="preserve"> </w:t>
       </w:r>
       <w:r>
@@ -911,7 +823,7 @@
           <w:rFonts w:ascii="Arial" w:hAnsi="Arial" w:cs="Arial"/>
         </w:rPr>
         <w:pict w14:anchorId="3617F4A7">
-          <v:rect id="_x0000_i1034" style="width:0;height:1.5pt" o:hralign="center" o:hrstd="t" o:hr="t" fillcolor="#a0a0a0" stroked="f"/>
+          <v:rect id="_x0000_i1035" style="width:0;height:1.5pt" o:hralign="center" o:hrstd="t" o:hr="t" fillcolor="#a0a0a0" stroked="f"/>
         </w:pict>
       </w:r>
       <w:r>
@@ -934,6 +846,7 @@
           <w:rFonts w:ascii="Arial" w:hAnsi="Arial" w:cs="Arial"/>
         </w:rPr>
       </w:pPr>
+      <w:bookmarkStart w:id="0" w:name="_GoBack"/>
       <w:r>
         <w:rPr>
           <w:rFonts w:ascii="Arial" w:hAnsi="Arial" w:cs="Arial"/>
@@ -943,7 +856,6 @@
       <w:r>
         <w:rPr>
           <w:rFonts w:ascii="Arial" w:hAnsi="Arial" w:cs="Arial"/>
-          <w:b/>
           <w:bCs/>
         </w:rPr>
         <w:t>04 Adults (Double Sharing)</w:t>
@@ -975,7 +887,6 @@
       <w:r>
         <w:rPr>
           <w:rFonts w:ascii="Arial" w:hAnsi="Arial" w:cs="Arial"/>
-          <w:b/>
           <w:bCs/>
         </w:rPr>
         <w:t>hotel category (4</w:t>
@@ -983,7 +894,6 @@
       <w:r>
         <w:rPr>
           <w:rFonts w:ascii="Segoe UI Symbol" w:hAnsi="Segoe UI Symbol" w:cs="Segoe UI Symbol"/>
-          <w:b/>
           <w:bCs/>
         </w:rPr>
         <w:t>★</w:t>
@@ -991,7 +901,6 @@
       <w:r>
         <w:rPr>
           <w:rFonts w:ascii="Arial" w:hAnsi="Arial" w:cs="Arial"/>
-          <w:b/>
           <w:bCs/>
         </w:rPr>
         <w:t xml:space="preserve"> / 5</w:t>
@@ -999,7 +908,6 @@
       <w:r>
         <w:rPr>
           <w:rFonts w:ascii="Segoe UI Symbol" w:hAnsi="Segoe UI Symbol" w:cs="Segoe UI Symbol"/>
-          <w:b/>
           <w:bCs/>
         </w:rPr>
         <w:t>★</w:t>
@@ -1007,7 +915,6 @@
       <w:r>
         <w:rPr>
           <w:rFonts w:ascii="Arial" w:hAnsi="Arial" w:cs="Arial"/>
-          <w:b/>
           <w:bCs/>
         </w:rPr>
         <w:t>)</w:t>
@@ -1039,7 +946,6 @@
       <w:r>
         <w:rPr>
           <w:rFonts w:ascii="Arial" w:hAnsi="Arial" w:cs="Arial"/>
-          <w:b/>
           <w:bCs/>
         </w:rPr>
         <w:t>stay, cruise, transfers, sightseeing, visa &amp; meals</w:t>
@@ -1051,6 +957,7 @@
         <w:t xml:space="preserve"> </w:t>
       </w:r>
     </w:p>
+    <w:bookmarkEnd w:id="0"/>
     <w:p>
       <w:pPr>
         <w:rPr>
@@ -1062,7 +969,7 @@
           <w:rFonts w:ascii="Arial" w:hAnsi="Arial" w:cs="Arial"/>
         </w:rPr>
         <w:pict w14:anchorId="50117C44">
-          <v:rect id="_x0000_i1038" style="width:0;height:1.5pt" o:hralign="center" o:hrstd="t" o:hr="t" fillcolor="#a0a0a0" stroked="f"/>
+          <v:rect id="_x0000_i1036" style="width:0;height:1.5pt" o:hralign="center" o:hrstd="t" o:hr="t" fillcolor="#a0a0a0" stroked="f"/>
         </w:pict>
       </w:r>
       <w:r>
@@ -1229,7 +1136,7 @@
           <w:rFonts w:ascii="Arial" w:hAnsi="Arial" w:cs="Arial"/>
         </w:rPr>
         <w:pict w14:anchorId="49D90F20">
-          <v:rect id="_x0000_i1035" style="width:0;height:1.5pt" o:hralign="center" o:hrstd="t" o:hr="t" fillcolor="#a0a0a0" stroked="f"/>
+          <v:rect id="_x0000_i1037" style="width:0;height:1.5pt" o:hralign="center" o:hrstd="t" o:hr="t" fillcolor="#a0a0a0" stroked="f"/>
         </w:pict>
       </w:r>
       <w:r>
@@ -1342,7 +1249,7 @@
           <w:rFonts w:ascii="Arial" w:hAnsi="Arial" w:cs="Arial"/>
         </w:rPr>
         <w:pict w14:anchorId="272610F9">
-          <v:rect id="_x0000_i1036" style="width:0;height:1.5pt" o:hralign="center" o:hrstd="t" o:hr="t" fillcolor="#a0a0a0" stroked="f"/>
+          <v:rect id="_x0000_i1038" style="width:0;height:1.5pt" o:hralign="center" o:hrstd="t" o:hr="t" fillcolor="#a0a0a0" stroked="f"/>
         </w:pict>
       </w:r>
     </w:p>
@@ -1398,7 +1305,7 @@
 </file>
 
 <file path=word/endnotes.xml><?xml version="1.0" encoding="utf-8"?>
-<w:endnotes xmlns:wpc="http://schemas.microsoft.com/office/word/2010/wordprocessingCanvas" xmlns:mc="http://schemas.openxmlformats.org/markup-compatibility/2006" xmlns:o="urn:schemas-microsoft-com:office:office" xmlns:r="http://schemas.openxmlformats.org/officeDocument/2006/relationships" xmlns:m="http://schemas.openxmlformats.org/officeDocument/2006/math" xmlns:v="urn:schemas-microsoft-com:vml" xmlns:wp14="http://schemas.microsoft.com/office/word/2010/wordprocessingDrawing" xmlns:wp="http://schemas.openxmlformats.org/drawingml/2006/wordprocessingDrawing" xmlns:w10="urn:schemas-microsoft-com:office:word" xmlns:w="http://schemas.openxmlformats.org/wordprocessingml/2006/main" xmlns:w14="http://schemas.microsoft.com/office/word/2010/wordml" xmlns:w15="http://schemas.microsoft.com/office/word/2012/wordml" xmlns:wpg="http://schemas.microsoft.com/office/word/2010/wordprocessingGroup" xmlns:wpi="http://schemas.microsoft.com/office/word/2010/wordprocessingInk" xmlns:wne="http://schemas.microsoft.com/office/word/2006/wordml" xmlns:wps="http://schemas.microsoft.com/office/word/2010/wordprocessingShape" mc:Ignorable="w14 w15 wp14">
+<w:endnotes xmlns:wpc="http://schemas.microsoft.com/office/word/2010/wordprocessingCanvas" xmlns:cx="http://schemas.microsoft.com/office/drawing/2014/chartex" xmlns:cx1="http://schemas.microsoft.com/office/drawing/2015/9/8/chartex" xmlns:cx2="http://schemas.microsoft.com/office/drawing/2015/10/21/chartex" xmlns:cx3="http://schemas.microsoft.com/office/drawing/2016/5/9/chartex" xmlns:cx4="http://schemas.microsoft.com/office/drawing/2016/5/10/chartex" xmlns:cx5="http://schemas.microsoft.com/office/drawing/2016/5/11/chartex" xmlns:cx6="http://schemas.microsoft.com/office/drawing/2016/5/12/chartex" xmlns:cx7="http://schemas.microsoft.com/office/drawing/2016/5/13/chartex" xmlns:cx8="http://schemas.microsoft.com/office/drawing/2016/5/14/chartex" xmlns:mc="http://schemas.openxmlformats.org/markup-compatibility/2006" xmlns:aink="http://schemas.microsoft.com/office/drawing/2016/ink" xmlns:am3d="http://schemas.microsoft.com/office/drawing/2017/model3d" xmlns:o="urn:schemas-microsoft-com:office:office" xmlns:r="http://schemas.openxmlformats.org/officeDocument/2006/relationships" xmlns:m="http://schemas.openxmlformats.org/officeDocument/2006/math" xmlns:v="urn:schemas-microsoft-com:vml" xmlns:wp14="http://schemas.microsoft.com/office/word/2010/wordprocessingDrawing" xmlns:wp="http://schemas.openxmlformats.org/drawingml/2006/wordprocessingDrawing" xmlns:w10="urn:schemas-microsoft-com:office:word" xmlns:w="http://schemas.openxmlformats.org/wordprocessingml/2006/main" xmlns:w14="http://schemas.microsoft.com/office/word/2010/wordml" xmlns:w15="http://schemas.microsoft.com/office/word/2012/wordml" xmlns:w16cid="http://schemas.microsoft.com/office/word/2016/wordml/cid" xmlns:w16se="http://schemas.microsoft.com/office/word/2015/wordml/symex" xmlns:wpg="http://schemas.microsoft.com/office/word/2010/wordprocessingGroup" xmlns:wpi="http://schemas.microsoft.com/office/word/2010/wordprocessingInk" xmlns:wne="http://schemas.microsoft.com/office/word/2006/wordml" xmlns:wps="http://schemas.microsoft.com/office/word/2010/wordprocessingShape" mc:Ignorable="w14 w15 w16se w16cid wp14">
   <w:endnote w:type="separator" w:id="-1">
     <w:p>
       <w:pPr>
@@ -1423,7 +1330,7 @@
 </file>
 
 <file path=word/footer1.xml><?xml version="1.0" encoding="utf-8"?>
-<w:ftr xmlns:wpc="http://schemas.microsoft.com/office/word/2010/wordprocessingCanvas" xmlns:mc="http://schemas.openxmlformats.org/markup-compatibility/2006" xmlns:o="urn:schemas-microsoft-com:office:office" xmlns:r="http://schemas.openxmlformats.org/officeDocument/2006/relationships" xmlns:m="http://schemas.openxmlformats.org/officeDocument/2006/math" xmlns:v="urn:schemas-microsoft-com:vml" xmlns:wp14="http://schemas.microsoft.com/office/word/2010/wordprocessingDrawing" xmlns:wp="http://schemas.openxmlformats.org/drawingml/2006/wordprocessingDrawing" xmlns:w10="urn:schemas-microsoft-com:office:word" xmlns:w="http://schemas.openxmlformats.org/wordprocessingml/2006/main" xmlns:w14="http://schemas.microsoft.com/office/word/2010/wordml" xmlns:w15="http://schemas.microsoft.com/office/word/2012/wordml" xmlns:wpg="http://schemas.microsoft.com/office/word/2010/wordprocessingGroup" xmlns:wpi="http://schemas.microsoft.com/office/word/2010/wordprocessingInk" xmlns:wne="http://schemas.microsoft.com/office/word/2006/wordml" xmlns:wps="http://schemas.microsoft.com/office/word/2010/wordprocessingShape" mc:Ignorable="w14 w15 wp14">
+<w:ftr xmlns:wpc="http://schemas.microsoft.com/office/word/2010/wordprocessingCanvas" xmlns:cx="http://schemas.microsoft.com/office/drawing/2014/chartex" xmlns:cx1="http://schemas.microsoft.com/office/drawing/2015/9/8/chartex" xmlns:cx2="http://schemas.microsoft.com/office/drawing/2015/10/21/chartex" xmlns:cx3="http://schemas.microsoft.com/office/drawing/2016/5/9/chartex" xmlns:cx4="http://schemas.microsoft.com/office/drawing/2016/5/10/chartex" xmlns:cx5="http://schemas.microsoft.com/office/drawing/2016/5/11/chartex" xmlns:cx6="http://schemas.microsoft.com/office/drawing/2016/5/12/chartex" xmlns:cx7="http://schemas.microsoft.com/office/drawing/2016/5/13/chartex" xmlns:cx8="http://schemas.microsoft.com/office/drawing/2016/5/14/chartex" xmlns:mc="http://schemas.openxmlformats.org/markup-compatibility/2006" xmlns:aink="http://schemas.microsoft.com/office/drawing/2016/ink" xmlns:am3d="http://schemas.microsoft.com/office/drawing/2017/model3d" xmlns:o="urn:schemas-microsoft-com:office:office" xmlns:r="http://schemas.openxmlformats.org/officeDocument/2006/relationships" xmlns:m="http://schemas.openxmlformats.org/officeDocument/2006/math" xmlns:v="urn:schemas-microsoft-com:vml" xmlns:wp14="http://schemas.microsoft.com/office/word/2010/wordprocessingDrawing" xmlns:wp="http://schemas.openxmlformats.org/drawingml/2006/wordprocessingDrawing" xmlns:w10="urn:schemas-microsoft-com:office:word" xmlns:w="http://schemas.openxmlformats.org/wordprocessingml/2006/main" xmlns:w14="http://schemas.microsoft.com/office/word/2010/wordml" xmlns:w15="http://schemas.microsoft.com/office/word/2012/wordml" xmlns:w16cid="http://schemas.microsoft.com/office/word/2016/wordml/cid" xmlns:w16se="http://schemas.microsoft.com/office/word/2015/wordml/symex" xmlns:wpg="http://schemas.microsoft.com/office/word/2010/wordprocessingGroup" xmlns:wpi="http://schemas.microsoft.com/office/word/2010/wordprocessingInk" xmlns:wne="http://schemas.microsoft.com/office/word/2006/wordml" xmlns:wps="http://schemas.microsoft.com/office/word/2010/wordprocessingShape" mc:Ignorable="w14 w15 w16se w16cid wp14">
   <w:p>
     <w:pPr>
       <w:pStyle w:val="BodyText"/>
@@ -1701,7 +1608,7 @@
 </file>
 
 <file path=word/footnotes.xml><?xml version="1.0" encoding="utf-8"?>
-<w:footnotes xmlns:wpc="http://schemas.microsoft.com/office/word/2010/wordprocessingCanvas" xmlns:mc="http://schemas.openxmlformats.org/markup-compatibility/2006" xmlns:o="urn:schemas-microsoft-com:office:office" xmlns:r="http://schemas.openxmlformats.org/officeDocument/2006/relationships" xmlns:m="http://schemas.openxmlformats.org/officeDocument/2006/math" xmlns:v="urn:schemas-microsoft-com:vml" xmlns:wp14="http://schemas.microsoft.com/office/word/2010/wordprocessingDrawing" xmlns:wp="http://schemas.openxmlformats.org/drawingml/2006/wordprocessingDrawing" xmlns:w10="urn:schemas-microsoft-com:office:word" xmlns:w="http://schemas.openxmlformats.org/wordprocessingml/2006/main" xmlns:w14="http://schemas.microsoft.com/office/word/2010/wordml" xmlns:w15="http://schemas.microsoft.com/office/word/2012/wordml" xmlns:wpg="http://schemas.microsoft.com/office/word/2010/wordprocessingGroup" xmlns:wpi="http://schemas.microsoft.com/office/word/2010/wordprocessingInk" xmlns:wne="http://schemas.microsoft.com/office/word/2006/wordml" xmlns:wps="http://schemas.microsoft.com/office/word/2010/wordprocessingShape" mc:Ignorable="w14 w15 wp14">
+<w:footnotes xmlns:wpc="http://schemas.microsoft.com/office/word/2010/wordprocessingCanvas" xmlns:cx="http://schemas.microsoft.com/office/drawing/2014/chartex" xmlns:cx1="http://schemas.microsoft.com/office/drawing/2015/9/8/chartex" xmlns:cx2="http://schemas.microsoft.com/office/drawing/2015/10/21/chartex" xmlns:cx3="http://schemas.microsoft.com/office/drawing/2016/5/9/chartex" xmlns:cx4="http://schemas.microsoft.com/office/drawing/2016/5/10/chartex" xmlns:cx5="http://schemas.microsoft.com/office/drawing/2016/5/11/chartex" xmlns:cx6="http://schemas.microsoft.com/office/drawing/2016/5/12/chartex" xmlns:cx7="http://schemas.microsoft.com/office/drawing/2016/5/13/chartex" xmlns:cx8="http://schemas.microsoft.com/office/drawing/2016/5/14/chartex" xmlns:mc="http://schemas.openxmlformats.org/markup-compatibility/2006" xmlns:aink="http://schemas.microsoft.com/office/drawing/2016/ink" xmlns:am3d="http://schemas.microsoft.com/office/drawing/2017/model3d" xmlns:o="urn:schemas-microsoft-com:office:office" xmlns:r="http://schemas.openxmlformats.org/officeDocument/2006/relationships" xmlns:m="http://schemas.openxmlformats.org/officeDocument/2006/math" xmlns:v="urn:schemas-microsoft-com:vml" xmlns:wp14="http://schemas.microsoft.com/office/word/2010/wordprocessingDrawing" xmlns:wp="http://schemas.openxmlformats.org/drawingml/2006/wordprocessingDrawing" xmlns:w10="urn:schemas-microsoft-com:office:word" xmlns:w="http://schemas.openxmlformats.org/wordprocessingml/2006/main" xmlns:w14="http://schemas.microsoft.com/office/word/2010/wordml" xmlns:w15="http://schemas.microsoft.com/office/word/2012/wordml" xmlns:w16cid="http://schemas.microsoft.com/office/word/2016/wordml/cid" xmlns:w16se="http://schemas.microsoft.com/office/word/2015/wordml/symex" xmlns:wpg="http://schemas.microsoft.com/office/word/2010/wordprocessingGroup" xmlns:wpi="http://schemas.microsoft.com/office/word/2010/wordprocessingInk" xmlns:wne="http://schemas.microsoft.com/office/word/2006/wordml" xmlns:wps="http://schemas.microsoft.com/office/word/2010/wordprocessingShape" mc:Ignorable="w14 w15 w16se w16cid wp14">
   <w:footnote w:type="separator" w:id="-1">
     <w:p>
       <w:pPr>
@@ -1726,7 +1633,7 @@
 </file>
 
 <file path=word/header1.xml><?xml version="1.0" encoding="utf-8"?>
-<w:hdr xmlns:wpc="http://schemas.microsoft.com/office/word/2010/wordprocessingCanvas" xmlns:mc="http://schemas.openxmlformats.org/markup-compatibility/2006" xmlns:o="urn:schemas-microsoft-com:office:office" xmlns:r="http://schemas.openxmlformats.org/officeDocument/2006/relationships" xmlns:m="http://schemas.openxmlformats.org/officeDocument/2006/math" xmlns:v="urn:schemas-microsoft-com:vml" xmlns:wp14="http://schemas.microsoft.com/office/word/2010/wordprocessingDrawing" xmlns:wp="http://schemas.openxmlformats.org/drawingml/2006/wordprocessingDrawing" xmlns:w10="urn:schemas-microsoft-com:office:word" xmlns:w="http://schemas.openxmlformats.org/wordprocessingml/2006/main" xmlns:w14="http://schemas.microsoft.com/office/word/2010/wordml" xmlns:w15="http://schemas.microsoft.com/office/word/2012/wordml" xmlns:wpg="http://schemas.microsoft.com/office/word/2010/wordprocessingGroup" xmlns:wpi="http://schemas.microsoft.com/office/word/2010/wordprocessingInk" xmlns:wne="http://schemas.microsoft.com/office/word/2006/wordml" xmlns:wps="http://schemas.microsoft.com/office/word/2010/wordprocessingShape" mc:Ignorable="w14 w15 wp14">
+<w:hdr xmlns:wpc="http://schemas.microsoft.com/office/word/2010/wordprocessingCanvas" xmlns:cx="http://schemas.microsoft.com/office/drawing/2014/chartex" xmlns:cx1="http://schemas.microsoft.com/office/drawing/2015/9/8/chartex" xmlns:cx2="http://schemas.microsoft.com/office/drawing/2015/10/21/chartex" xmlns:cx3="http://schemas.microsoft.com/office/drawing/2016/5/9/chartex" xmlns:cx4="http://schemas.microsoft.com/office/drawing/2016/5/10/chartex" xmlns:cx5="http://schemas.microsoft.com/office/drawing/2016/5/11/chartex" xmlns:cx6="http://schemas.microsoft.com/office/drawing/2016/5/12/chartex" xmlns:cx7="http://schemas.microsoft.com/office/drawing/2016/5/13/chartex" xmlns:cx8="http://schemas.microsoft.com/office/drawing/2016/5/14/chartex" xmlns:mc="http://schemas.openxmlformats.org/markup-compatibility/2006" xmlns:aink="http://schemas.microsoft.com/office/drawing/2016/ink" xmlns:am3d="http://schemas.microsoft.com/office/drawing/2017/model3d" xmlns:o="urn:schemas-microsoft-com:office:office" xmlns:r="http://schemas.openxmlformats.org/officeDocument/2006/relationships" xmlns:m="http://schemas.openxmlformats.org/officeDocument/2006/math" xmlns:v="urn:schemas-microsoft-com:vml" xmlns:wp14="http://schemas.microsoft.com/office/word/2010/wordprocessingDrawing" xmlns:wp="http://schemas.openxmlformats.org/drawingml/2006/wordprocessingDrawing" xmlns:w10="urn:schemas-microsoft-com:office:word" xmlns:w="http://schemas.openxmlformats.org/wordprocessingml/2006/main" xmlns:w14="http://schemas.microsoft.com/office/word/2010/wordml" xmlns:w15="http://schemas.microsoft.com/office/word/2012/wordml" xmlns:w16cid="http://schemas.microsoft.com/office/word/2016/wordml/cid" xmlns:w16se="http://schemas.microsoft.com/office/word/2015/wordml/symex" xmlns:wpg="http://schemas.microsoft.com/office/word/2010/wordprocessingGroup" xmlns:wpi="http://schemas.microsoft.com/office/word/2010/wordprocessingInk" xmlns:wne="http://schemas.microsoft.com/office/word/2006/wordml" xmlns:wps="http://schemas.microsoft.com/office/word/2010/wordprocessingShape" mc:Ignorable="w14 w15 w16se w16cid wp14">
   <w:p>
     <w:pPr>
       <w:pStyle w:val="Header"/>
@@ -1785,8 +1692,8 @@
 </file>
 
 <file path=word/numbering.xml><?xml version="1.0" encoding="utf-8"?>
-<w:numbering xmlns:wpc="http://schemas.microsoft.com/office/word/2010/wordprocessingCanvas" xmlns:mc="http://schemas.openxmlformats.org/markup-compatibility/2006" xmlns:o="urn:schemas-microsoft-com:office:office" xmlns:r="http://schemas.openxmlformats.org/officeDocument/2006/relationships" xmlns:m="http://schemas.openxmlformats.org/officeDocument/2006/math" xmlns:v="urn:schemas-microsoft-com:vml" xmlns:wp14="http://schemas.microsoft.com/office/word/2010/wordprocessingDrawing" xmlns:wp="http://schemas.openxmlformats.org/drawingml/2006/wordprocessingDrawing" xmlns:w10="urn:schemas-microsoft-com:office:word" xmlns:w="http://schemas.openxmlformats.org/wordprocessingml/2006/main" xmlns:w14="http://schemas.microsoft.com/office/word/2010/wordml" xmlns:w15="http://schemas.microsoft.com/office/word/2012/wordml" xmlns:wpg="http://schemas.microsoft.com/office/word/2010/wordprocessingGroup" xmlns:wpi="http://schemas.microsoft.com/office/word/2010/wordprocessingInk" xmlns:wne="http://schemas.microsoft.com/office/word/2006/wordml" xmlns:wps="http://schemas.microsoft.com/office/word/2010/wordprocessingShape" mc:Ignorable="w14 w15 wp14">
-  <w:abstractNum w:abstractNumId="0">
+<w:numbering xmlns:wpc="http://schemas.microsoft.com/office/word/2010/wordprocessingCanvas" xmlns:cx="http://schemas.microsoft.com/office/drawing/2014/chartex" xmlns:cx1="http://schemas.microsoft.com/office/drawing/2015/9/8/chartex" xmlns:cx2="http://schemas.microsoft.com/office/drawing/2015/10/21/chartex" xmlns:cx3="http://schemas.microsoft.com/office/drawing/2016/5/9/chartex" xmlns:cx4="http://schemas.microsoft.com/office/drawing/2016/5/10/chartex" xmlns:cx5="http://schemas.microsoft.com/office/drawing/2016/5/11/chartex" xmlns:cx6="http://schemas.microsoft.com/office/drawing/2016/5/12/chartex" xmlns:cx7="http://schemas.microsoft.com/office/drawing/2016/5/13/chartex" xmlns:cx8="http://schemas.microsoft.com/office/drawing/2016/5/14/chartex" xmlns:mc="http://schemas.openxmlformats.org/markup-compatibility/2006" xmlns:aink="http://schemas.microsoft.com/office/drawing/2016/ink" xmlns:am3d="http://schemas.microsoft.com/office/drawing/2017/model3d" xmlns:o="urn:schemas-microsoft-com:office:office" xmlns:r="http://schemas.openxmlformats.org/officeDocument/2006/relationships" xmlns:m="http://schemas.openxmlformats.org/officeDocument/2006/math" xmlns:v="urn:schemas-microsoft-com:vml" xmlns:wp14="http://schemas.microsoft.com/office/word/2010/wordprocessingDrawing" xmlns:wp="http://schemas.openxmlformats.org/drawingml/2006/wordprocessingDrawing" xmlns:w10="urn:schemas-microsoft-com:office:word" xmlns:w="http://schemas.openxmlformats.org/wordprocessingml/2006/main" xmlns:w14="http://schemas.microsoft.com/office/word/2010/wordml" xmlns:w15="http://schemas.microsoft.com/office/word/2012/wordml" xmlns:w16cid="http://schemas.microsoft.com/office/word/2016/wordml/cid" xmlns:w16se="http://schemas.microsoft.com/office/word/2015/wordml/symex" xmlns:wpg="http://schemas.microsoft.com/office/word/2010/wordprocessingGroup" xmlns:wpi="http://schemas.microsoft.com/office/word/2010/wordprocessingInk" xmlns:wne="http://schemas.microsoft.com/office/word/2006/wordml" xmlns:wps="http://schemas.microsoft.com/office/word/2010/wordprocessingShape" mc:Ignorable="w14 w15 w16se w16cid wp14">
+  <w:abstractNum w:abstractNumId="0" w15:restartNumberingAfterBreak="0">
     <w:nsid w:val="0DDD0B2D"/>
     <w:multiLevelType w:val="multilevel"/>
     <w:tmpl w:val="D418133A"/>
@@ -1935,7 +1842,7 @@
       </w:rPr>
     </w:lvl>
   </w:abstractNum>
-  <w:abstractNum w:abstractNumId="1">
+  <w:abstractNum w:abstractNumId="1" w15:restartNumberingAfterBreak="0">
     <w:nsid w:val="2B5F240E"/>
     <w:multiLevelType w:val="multilevel"/>
     <w:tmpl w:val="D80A753A"/>
@@ -2084,7 +1991,7 @@
       </w:rPr>
     </w:lvl>
   </w:abstractNum>
-  <w:abstractNum w:abstractNumId="2">
+  <w:abstractNum w:abstractNumId="2" w15:restartNumberingAfterBreak="0">
     <w:nsid w:val="302075EE"/>
     <w:multiLevelType w:val="multilevel"/>
     <w:tmpl w:val="ED347AB4"/>
@@ -2233,7 +2140,7 @@
       </w:rPr>
     </w:lvl>
   </w:abstractNum>
-  <w:abstractNum w:abstractNumId="3">
+  <w:abstractNum w:abstractNumId="3" w15:restartNumberingAfterBreak="0">
     <w:nsid w:val="319B515A"/>
     <w:multiLevelType w:val="multilevel"/>
     <w:tmpl w:val="608A0BA8"/>
@@ -2382,7 +2289,7 @@
       </w:rPr>
     </w:lvl>
   </w:abstractNum>
-  <w:abstractNum w:abstractNumId="4">
+  <w:abstractNum w:abstractNumId="4" w15:restartNumberingAfterBreak="0">
     <w:nsid w:val="3A57616F"/>
     <w:multiLevelType w:val="hybridMultilevel"/>
     <w:tmpl w:val="45BA8028"/>
@@ -2495,7 +2402,7 @@
       </w:rPr>
     </w:lvl>
   </w:abstractNum>
-  <w:abstractNum w:abstractNumId="5">
+  <w:abstractNum w:abstractNumId="5" w15:restartNumberingAfterBreak="0">
     <w:nsid w:val="4E0E2F88"/>
     <w:multiLevelType w:val="hybridMultilevel"/>
     <w:tmpl w:val="6AC20772"/>
@@ -2608,7 +2515,7 @@
       </w:rPr>
     </w:lvl>
   </w:abstractNum>
-  <w:abstractNum w:abstractNumId="6">
+  <w:abstractNum w:abstractNumId="6" w15:restartNumberingAfterBreak="0">
     <w:nsid w:val="541A427B"/>
     <w:multiLevelType w:val="multilevel"/>
     <w:tmpl w:val="68E4553C"/>
@@ -2757,7 +2664,7 @@
       </w:rPr>
     </w:lvl>
   </w:abstractNum>
-  <w:abstractNum w:abstractNumId="7">
+  <w:abstractNum w:abstractNumId="7" w15:restartNumberingAfterBreak="0">
     <w:nsid w:val="5BA51C07"/>
     <w:multiLevelType w:val="multilevel"/>
     <w:tmpl w:val="F216D780"/>
@@ -2906,7 +2813,7 @@
       </w:rPr>
     </w:lvl>
   </w:abstractNum>
-  <w:abstractNum w:abstractNumId="8">
+  <w:abstractNum w:abstractNumId="8" w15:restartNumberingAfterBreak="0">
     <w:nsid w:val="5DB76D38"/>
     <w:multiLevelType w:val="multilevel"/>
     <w:tmpl w:val="B010C886"/>
@@ -3055,7 +2962,7 @@
       </w:rPr>
     </w:lvl>
   </w:abstractNum>
-  <w:abstractNum w:abstractNumId="9">
+  <w:abstractNum w:abstractNumId="9" w15:restartNumberingAfterBreak="0">
     <w:nsid w:val="60C1107A"/>
     <w:multiLevelType w:val="multilevel"/>
     <w:tmpl w:val="8926ED24"/>
@@ -3204,7 +3111,7 @@
       </w:rPr>
     </w:lvl>
   </w:abstractNum>
-  <w:abstractNum w:abstractNumId="10">
+  <w:abstractNum w:abstractNumId="10" w15:restartNumberingAfterBreak="0">
     <w:nsid w:val="693566B1"/>
     <w:multiLevelType w:val="multilevel"/>
     <w:tmpl w:val="B7C0E4AC"/>
@@ -3353,7 +3260,7 @@
       </w:rPr>
     </w:lvl>
   </w:abstractNum>
-  <w:abstractNum w:abstractNumId="11">
+  <w:abstractNum w:abstractNumId="11" w15:restartNumberingAfterBreak="0">
     <w:nsid w:val="6D8E37AB"/>
     <w:multiLevelType w:val="multilevel"/>
     <w:tmpl w:val="D4CA0906"/>
@@ -3502,7 +3409,7 @@
       </w:rPr>
     </w:lvl>
   </w:abstractNum>
-  <w:abstractNum w:abstractNumId="12">
+  <w:abstractNum w:abstractNumId="12" w15:restartNumberingAfterBreak="0">
     <w:nsid w:val="76090CC1"/>
     <w:multiLevelType w:val="hybridMultilevel"/>
     <w:tmpl w:val="FFA2787A"/>
@@ -3658,7 +3565,7 @@
 </file>
 
 <file path=word/styles.xml><?xml version="1.0" encoding="utf-8"?>
-<w:styles xmlns:mc="http://schemas.openxmlformats.org/markup-compatibility/2006" xmlns:r="http://schemas.openxmlformats.org/officeDocument/2006/relationships" xmlns:w="http://schemas.openxmlformats.org/wordprocessingml/2006/main" xmlns:w14="http://schemas.microsoft.com/office/word/2010/wordml" xmlns:w15="http://schemas.microsoft.com/office/word/2012/wordml" mc:Ignorable="w14 w15">
+<w:styles xmlns:mc="http://schemas.openxmlformats.org/markup-compatibility/2006" xmlns:r="http://schemas.openxmlformats.org/officeDocument/2006/relationships" xmlns:w="http://schemas.openxmlformats.org/wordprocessingml/2006/main" xmlns:w14="http://schemas.microsoft.com/office/word/2010/wordml" xmlns:w15="http://schemas.microsoft.com/office/word/2012/wordml" xmlns:w16cid="http://schemas.microsoft.com/office/word/2016/wordml/cid" xmlns:w16se="http://schemas.microsoft.com/office/word/2015/wordml/symex" mc:Ignorable="w14 w15 w16se w16cid">
   <w:docDefaults>
     <w:rPrDefault>
       <w:rPr>
@@ -3674,7 +3581,7 @@
       </w:pPr>
     </w:pPrDefault>
   </w:docDefaults>
-  <w:latentStyles w:defLockedState="0" w:defUIPriority="99" w:defSemiHidden="0" w:defUnhideWhenUsed="0" w:defQFormat="0" w:count="371">
+  <w:latentStyles w:defLockedState="0" w:defUIPriority="99" w:defSemiHidden="0" w:defUnhideWhenUsed="0" w:defQFormat="0" w:count="375">
     <w:lsdException w:name="Normal" w:uiPriority="0" w:qFormat="1"/>
     <w:lsdException w:name="heading 1" w:uiPriority="9" w:qFormat="1"/>
     <w:lsdException w:name="heading 2" w:semiHidden="1" w:uiPriority="9" w:unhideWhenUsed="1" w:qFormat="1"/>
@@ -3780,7 +3687,6 @@
     <w:lsdException w:name="HTML Sample" w:semiHidden="1" w:unhideWhenUsed="1"/>
     <w:lsdException w:name="HTML Typewriter" w:semiHidden="1" w:unhideWhenUsed="1"/>
     <w:lsdException w:name="HTML Variable" w:semiHidden="1" w:unhideWhenUsed="1"/>
-    <w:lsdException w:name="Normal Table" w:semiHidden="1" w:unhideWhenUsed="1"/>
     <w:lsdException w:name="annotation subject" w:semiHidden="1" w:unhideWhenUsed="1"/>
     <w:lsdException w:name="No List" w:semiHidden="1" w:unhideWhenUsed="1"/>
     <w:lsdException w:name="Outline List 1" w:semiHidden="1" w:unhideWhenUsed="1"/>
@@ -3824,10 +3730,8 @@
     <w:lsdException w:name="Table Elegant" w:semiHidden="1" w:unhideWhenUsed="1"/>
     <w:lsdException w:name="Table Professional" w:semiHidden="1" w:unhideWhenUsed="1"/>
     <w:lsdException w:name="Table Subtle 1" w:semiHidden="1" w:unhideWhenUsed="1"/>
-    <w:lsdException w:name="Table Subtle 2" w:semiHidden="1" w:unhideWhenUsed="1"/>
     <w:lsdException w:name="Table Web 1" w:semiHidden="1" w:unhideWhenUsed="1"/>
     <w:lsdException w:name="Table Web 2" w:semiHidden="1" w:unhideWhenUsed="1"/>
-    <w:lsdException w:name="Table Web 3" w:semiHidden="1" w:unhideWhenUsed="1"/>
     <w:lsdException w:name="Balloon Text" w:semiHidden="1" w:unhideWhenUsed="1"/>
     <w:lsdException w:name="Table Grid" w:uiPriority="39"/>
     <w:lsdException w:name="Table Theme" w:semiHidden="1" w:unhideWhenUsed="1"/>
@@ -4046,6 +3950,10 @@
     <w:lsdException w:name="List Table 5 Dark Accent 6" w:uiPriority="50"/>
     <w:lsdException w:name="List Table 6 Colorful Accent 6" w:uiPriority="51"/>
     <w:lsdException w:name="List Table 7 Colorful Accent 6" w:uiPriority="52"/>
+    <w:lsdException w:name="Mention" w:semiHidden="1" w:unhideWhenUsed="1"/>
+    <w:lsdException w:name="Smart Hyperlink" w:semiHidden="1" w:unhideWhenUsed="1"/>
+    <w:lsdException w:name="Hashtag" w:semiHidden="1" w:unhideWhenUsed="1"/>
+    <w:lsdException w:name="Unresolved Mention" w:semiHidden="1" w:unhideWhenUsed="1"/>
   </w:latentStyles>
   <w:style w:type="paragraph" w:default="1" w:styleId="Normal">
     <w:name w:val="Normal"/>
